--- a/gdocs_build/SongOfSongs.docx
+++ b/gdocs_build/SongOfSongs.docx
@@ -4483,7 +4483,7 @@
               <w:rPr>
                 <w:sz w:val="18"/>
               </w:rPr>
-              <w:t>Wow, you're so beautiful from head to toe. The way you move is so queenly. Your legs are so sleek and elegant, like they were sculpted by a pro artist. Your waist is like a perfectly shaped goblet, just waiting to be filled with the best wine. Your skin is so smooth, like a field of wheat blowing in the wind. And your chest... wow, like two baby deer, twins even. Your neck is like a smooth, curved piece of ivory. Your eyes are so bright and full of secrets. Seriously, you're the definition of feminine! Your whole look just makes everyone turn their heads and pay attention. When I see big, beautiful mountains, I get this feeling of wanting to climb them, and honestly? You make me feel the same way. You've ruined me for anyone else, for real. Your beauty, inside and out, is just perfect, my love, my best friend. You stand so tall and graceful, like a palm tree, and your breasts are like a bunch of sweet dates. I'm not gonna lie, I'm thinking, 'I'm gonna climb that palm tree! I'm gonna get my hands on that fruit!' Oh yeah! Your chest is gonna be like clusters of sweet fruit for me, your breath is gonna smell fresh like mint, and your kisses will be like the best wine ever.</w:t>
+              <w:t>Wow, your sandaled feet are so shapely and graceful, and the way you move is so queenly. Your legs are so sleek and elegant, like they were sculpted by a pro artist. Your waist is like a perfectly shaped goblet, just waiting to be filled with the best wine. Your skin is so smooth, like a field of wheat blowing in the wind. And your chest... wow, like two baby deer, twins even. Your neck is like a smooth, curved piece of ivory. Your eyes are so bright and full of secrets. Seriously, you're the definition of feminine! Your whole look just makes everyone turn their heads and pay attention. When I see big, beautiful mountains, I get this feeling of wanting to climb them, and honestly? You make me feel the same way. You've ruined me for anyone else, for real. Your beauty, inside and out, is just perfect, my love, my best friend. You stand so tall and graceful, like a palm tree, and your breasts are like a bunch of sweet dates. I'm not gonna lie, I'm thinking, 'I'm gonna climb that palm tree! I'm gonna get my hands on that fruit!' Oh yeah! Your chest is gonna be like clusters of sweet fruit for me, your breath is gonna smell fresh like mint, and your kisses will be like the best wine ever.</w:t>
             </w:r>
           </w:p>
         </w:tc>

--- a/gdocs_build/SongOfSongs.docx
+++ b/gdocs_build/SongOfSongs.docx
@@ -1296,7 +1296,7 @@
                 <w:b/>
                 <w:sz w:val="16"/>
               </w:rPr>
-              <w:t>11-14</w:t>
+              <w:t>10-14</w:t>
             </w:r>
           </w:p>
           <w:p>
@@ -1319,7 +1319,7 @@
                 <w:b/>
                 <w:sz w:val="16"/>
               </w:rPr>
-              <w:t>11-14</w:t>
+              <w:t>10-14</w:t>
             </w:r>
           </w:p>
           <w:p>
@@ -1342,7 +1342,7 @@
                 <w:b/>
                 <w:sz w:val="16"/>
               </w:rPr>
-              <w:t>11-14</w:t>
+              <w:t>10-14</w:t>
             </w:r>
           </w:p>
           <w:p>
@@ -3170,7 +3170,7 @@
                 <w:b/>
                 <w:sz w:val="16"/>
               </w:rPr>
-              <w:t>10-16</w:t>
+              <w:t>16</w:t>
             </w:r>
           </w:p>
           <w:p>
@@ -3193,7 +3193,7 @@
                 <w:b/>
                 <w:sz w:val="16"/>
               </w:rPr>
-              <w:t>10-16</w:t>
+              <w:t>16</w:t>
             </w:r>
           </w:p>
           <w:p>
@@ -3216,7 +3216,7 @@
                 <w:b/>
                 <w:sz w:val="16"/>
               </w:rPr>
-              <w:t>10-16</w:t>
+              <w:t>16</w:t>
             </w:r>
           </w:p>
           <w:p>
@@ -4127,7 +4127,7 @@
                 <w:b/>
                 <w:sz w:val="16"/>
               </w:rPr>
-              <w:t>11-12</w:t>
+              <w:t>11</w:t>
             </w:r>
           </w:p>
           <w:p>
@@ -4150,7 +4150,7 @@
                 <w:b/>
                 <w:sz w:val="16"/>
               </w:rPr>
-              <w:t>11-12</w:t>
+              <w:t>11</w:t>
             </w:r>
           </w:p>
           <w:p>
@@ -4173,7 +4173,7 @@
                 <w:b/>
                 <w:sz w:val="16"/>
               </w:rPr>
-              <w:t>11-12</w:t>
+              <w:t>11</w:t>
             </w:r>
           </w:p>
           <w:p>
@@ -4198,7 +4198,7 @@
                 <w:b/>
                 <w:sz w:val="16"/>
               </w:rPr>
-              <w:t>11-12</w:t>
+              <w:t>12</w:t>
             </w:r>
           </w:p>
           <w:p>
@@ -4221,7 +4221,7 @@
                 <w:b/>
                 <w:sz w:val="16"/>
               </w:rPr>
-              <w:t>11-12</w:t>
+              <w:t>12</w:t>
             </w:r>
           </w:p>
           <w:p>
@@ -4244,7 +4244,7 @@
                 <w:b/>
                 <w:sz w:val="16"/>
               </w:rPr>
-              <w:t>11-12</w:t>
+              <w:t>12</w:t>
             </w:r>
           </w:p>
           <w:p>
@@ -4452,7 +4452,7 @@
                 <w:b/>
                 <w:sz w:val="16"/>
               </w:rPr>
-              <w:t>1-8</w:t>
+              <w:t>1-9</w:t>
             </w:r>
           </w:p>
           <w:p>
@@ -4475,7 +4475,7 @@
                 <w:b/>
                 <w:sz w:val="16"/>
               </w:rPr>
-              <w:t>1-8</w:t>
+              <w:t>1-9</w:t>
             </w:r>
           </w:p>
           <w:p>
@@ -4498,7 +4498,7 @@
                 <w:b/>
                 <w:sz w:val="16"/>
               </w:rPr>
-              <w:t>1-8</w:t>
+              <w:t>1-9</w:t>
             </w:r>
           </w:p>
           <w:p>
@@ -4523,7 +4523,7 @@
                 <w:b/>
                 <w:sz w:val="16"/>
               </w:rPr>
-              <w:t>9-11</w:t>
+              <w:t>9-12</w:t>
             </w:r>
           </w:p>
           <w:p>
@@ -4546,7 +4546,7 @@
                 <w:b/>
                 <w:sz w:val="16"/>
               </w:rPr>
-              <w:t>9-11</w:t>
+              <w:t>9-12</w:t>
             </w:r>
           </w:p>
           <w:p>
@@ -4569,7 +4569,7 @@
                 <w:b/>
                 <w:sz w:val="16"/>
               </w:rPr>
-              <w:t>9-11</w:t>
+              <w:t>9-12</w:t>
             </w:r>
           </w:p>
           <w:p>
@@ -4594,22 +4594,7 @@
                 <w:b/>
                 <w:sz w:val="16"/>
               </w:rPr>
-              <w:t>12-13</w:t>
-            </w:r>
-          </w:p>
-          <w:p>
-            <w:r>
-              <w:rPr>
-                <w:sz w:val="18"/>
-              </w:rPr>
-              <w:t>Yes, and yours are, too—my love's kisses      flow from his lips to mine.  I am my lover's.      I'm all he wants. I'm all the world to him!  Come, dear lover—      let's tramp through the countryside.  Let's sleep at some wayside inn,      then rise early and listen to bird-song.  Let's look for wildflowers in bloom,      blackberry bushes blossoming white,  Fruit trees adorned      with cascading flowers.  And there I'll give myself to you,      my love to your love!</w:t>
-            </w:r>
-          </w:p>
-          <w:p>
-            <w:r>
-              <w:rPr>
-                <w:sz w:val="18"/>
-              </w:rPr>
+              <w:t>13</w:t>
             </w:r>
           </w:p>
           <w:p>
@@ -4632,7 +4617,7 @@
                 <w:b/>
                 <w:sz w:val="16"/>
               </w:rPr>
-              <w:t>12-13</w:t>
+              <w:t>13</w:t>
             </w:r>
           </w:p>
           <w:p>
@@ -4655,7 +4640,7 @@
                 <w:b/>
                 <w:sz w:val="16"/>
               </w:rPr>
-              <w:t>12-13</w:t>
+              <w:t>13</w:t>
             </w:r>
           </w:p>
           <w:p>
@@ -5110,7 +5095,7 @@
                 <w:b/>
                 <w:sz w:val="16"/>
               </w:rPr>
-              <w:t>9</w:t>
+              <w:t>8-9</w:t>
             </w:r>
           </w:p>
           <w:p>
@@ -5133,7 +5118,7 @@
                 <w:b/>
                 <w:sz w:val="16"/>
               </w:rPr>
-              <w:t>9</w:t>
+              <w:t>8-9</w:t>
             </w:r>
           </w:p>
           <w:p>
@@ -5156,7 +5141,7 @@
                 <w:b/>
                 <w:sz w:val="16"/>
               </w:rPr>
-              <w:t>9</w:t>
+              <w:t>8-9</w:t>
             </w:r>
           </w:p>
           <w:p>
